--- a/Gulf-of-America-King-Mackerel-Ecosystem-and-Socioeconomic-Profile--ESP-.docx
+++ b/Gulf-of-America-King-Mackerel-Ecosystem-and-Socioeconomic-Profile--ESP-.docx
@@ -23,7 +23,7 @@
         <w:pStyle w:val="Date"/>
       </w:pPr>
       <w:r>
-        <w:t xml:space="preserve">2026-04-28</w:t>
+        <w:t xml:space="preserve">2026-08-21</w:t>
       </w:r>
     </w:p>
     <w:sdt>

--- a/Gulf-of-America-King-Mackerel-Ecosystem-and-Socioeconomic-Profile--ESP-.docx
+++ b/Gulf-of-America-King-Mackerel-Ecosystem-and-Socioeconomic-Profile--ESP-.docx
@@ -23,7 +23,7 @@
         <w:pStyle w:val="Date"/>
       </w:pPr>
       <w:r>
-        <w:t xml:space="preserve">2026-08-21</w:t>
+        <w:t xml:space="preserve">2026-09-15</w:t>
       </w:r>
     </w:p>
     <w:sdt>

--- a/Gulf-of-America-King-Mackerel-Ecosystem-and-Socioeconomic-Profile--ESP-.docx
+++ b/Gulf-of-America-King-Mackerel-Ecosystem-and-Socioeconomic-Profile--ESP-.docx
@@ -23,7 +23,7 @@
         <w:pStyle w:val="Date"/>
       </w:pPr>
       <w:r>
-        <w:t xml:space="preserve">2026-09-15</w:t>
+        <w:t xml:space="preserve">2026-09-30</w:t>
       </w:r>
     </w:p>
     <w:sdt>
